--- a/examples/demo_tpu_ml/paper/Machine_Learning_Prediction_of_Peak_Wind_Pressure_jweia.docx
+++ b/examples/demo_tpu_ml/paper/Machine_Learning_Prediction_of_Peak_Wind_Pressure_jweia.docx
@@ -240,7 +240,7 @@
           <w:rFonts w:ascii="Times New Roman or Arial" w:hAnsi="Times New Roman or Arial"/>
           <w:sz w:val="24"/>
         </w:rPr>
-        <w:t>This study addresses these gaps by: (1) developing a comprehensive feature engineering pipeline that combines statistical, spectral, and spatial-directional features extracted from pressure time series; (2) systematically comparing three ML architectures representing different paradigms - Random Forest (bagging ensemble), Gradient Boosting (boosting ensemble), and Deep Neural Network (connectionist approach) - using rigorous 10-fold cross-validation; (3) analyzing prediction performance as a function of wind direction to identify critical orientations; and (4) conducting comprehensive residual analysis to assess model reliability and identify potential failure modes. The TPU aerodynamic database for a flat-roof low-rise building model serves as the data source, providing a standardized and reproducible benchmark for evaluation.</w:t>
+        <w:t>This study addresses these gaps by: (1) developing a comprehensive feature engineering pipeline that combines statistical, spectral, and spatial-directional features extracted from pressure time series; (2) systematically comparing three ML architectures representing different paradigms - Random Forest (bagging ensemble), Gradient Boosting (boosting ensemble), and Deep Neural Network (connectionist approach) - using rigorous 10-fold cross-validation; (3) analyzing prediction performance as a function of wind direction to identify critical orientations; and (4) conducting comprehensive residual analysis to assess model reliability and identify potential failure modes. The TPU aerodynamic database for a flat-roof low-rise building model serves as the data source, providing a standardized, publicly accessible, and reproducible benchmark for evaluation. The paper is organized as follows: Section 2 describes the methodology in detail; Section 3 presents and discusses the results; and Section 4 summarizes the conclusions and identifies directions for future research.</w:t>
       </w:r>
     </w:p>
     <w:p/>
@@ -267,7 +267,19 @@
           <w:rFonts w:ascii="Times New Roman or Arial" w:hAnsi="Times New Roman or Arial"/>
           <w:sz w:val="24"/>
         </w:rPr>
-        <w:t>The proposed framework consists of four stages: data acquisition, feature engineering, ML model training, and prediction validation.</w:t>
+        <w:t>The proposed framework for ML-based peak wind pressure prediction consists of four sequential stages: (1) data acquisition from the TPU aerodynamic database, (2) feature engineering to extract statistical, spectral, and spatial-directional descriptors from pressure coefficient time series, (3) ML model training with 10-fold cross-validation for robust and unbiased performance evaluation, and (4) prediction validation through comprehensive error analysis including wind direction dependency and residual diagnostics. The framework is designed to be modular, allowing individual components to be replaced or upgraded independently. For example, the feature extraction module could be extended with additional descriptors (e.g., wavelet coefficients, POD modal amplitudes) without modifying the downstream ML training and validation components.</w:t>
+      </w:r>
+    </w:p>
+    <w:p>
+      <w:pPr>
+        <w:spacing w:line="480" w:lineRule="auto"/>
+      </w:pPr>
+      <w:r>
+        <w:rPr>
+          <w:rFonts w:ascii="Times New Roman or Arial" w:hAnsi="Times New Roman or Arial"/>
+          <w:sz w:val="24"/>
+        </w:rPr>
+        <w:t>The overall data flow begins with raw pressure coefficient time series from the TPU database, which are processed through the feature extraction pipeline to produce a structured feature matrix with 14 columns per sample. This matrix, along with the corresponding peak Cp target values, is then split into training and validation sets according to the 10-fold cross-validation protocol. Each ML model is trained on the training folds and evaluated on the held-out validation fold, cycling through all 10 combinations to produce unbiased and comprehensive performance estimates that reflect the model's expected generalization performance on unseen data. The following subsections describe each component of the methodology in detail, including the data source, feature definitions, model architectures, hyperparameter selection, and evaluation protocol.</w:t>
       </w:r>
     </w:p>
     <w:p>
@@ -323,6 +335,30 @@
     <w:p>
       <w:pPr>
         <w:spacing w:line="480" w:lineRule="auto"/>
+      </w:pPr>
+      <w:r>
+        <w:rPr>
+          <w:rFonts w:ascii="Times New Roman or Arial" w:hAnsi="Times New Roman or Arial"/>
+          <w:sz w:val="24"/>
+        </w:rPr>
+        <w:t>The quality of the TPU database has been extensively validated in the literature. Wang et al. (2020) compared TPU database values with full-scale measurements during actual typhoon events, finding good agreement for mean pressure coefficients and acceptable agreement for peak values, with differences attributed to the inherent variability of full-scale wind conditions. Shelley et al. (2023) conducted a systematic comparison between the TPU and NIST aerodynamic databases, demonstrating consistent results when accounting for differences in terrain simulation and measurement methodology. These validation studies provide confidence that ML models trained on TPU data can produce physically meaningful predictions that are consistent with real-world wind pressure behavior on low-rise buildings.</w:t>
+      </w:r>
+    </w:p>
+    <w:p>
+      <w:pPr>
+        <w:spacing w:line="480" w:lineRule="auto"/>
+      </w:pPr>
+      <w:r>
+        <w:rPr>
+          <w:rFonts w:ascii="Times New Roman or Arial" w:hAnsi="Times New Roman or Arial"/>
+          <w:sz w:val="24"/>
+        </w:rPr>
+        <w:t>Table 4 summarizes the key parameters of the dataset used in this study. The building model's flat roof configuration was selected because it represents one of the most common roof types for low-rise commercial and industrial buildings, and because the aerodynamics of flat roofs (characterized by leading-edge separation, reattachment, and conical vortex formation at oblique wind angles) produce a wide range of peak pressure values that provide a challenging and informative test case for ML prediction.</w:t>
+      </w:r>
+    </w:p>
+    <w:p>
+      <w:pPr>
+        <w:spacing w:line="480" w:lineRule="auto"/>
         <w:jc w:val="left"/>
       </w:pPr>
       <w:r>
@@ -397,6 +433,18 @@
     <w:p>
       <w:pPr>
         <w:spacing w:line="480" w:lineRule="auto"/>
+      </w:pPr>
+      <w:r>
+        <w:rPr>
+          <w:rFonts w:ascii="Times New Roman or Arial" w:hAnsi="Times New Roman or Arial"/>
+          <w:sz w:val="24"/>
+        </w:rPr>
+        <w:t>The selection of the minimum Cp (peak suction) as the prediction target, rather than other peak pressure statistics such as the 78th percentile fractile or the Cook-Mayne expected peak, was motivated by its direct relevance to structural design codes. Building codes such as ASCE 7, Eurocode 1, and the AIJ Recommendations specify design wind pressures in terms of peak pressure coefficients that account for both the mean pressure and the peak fluctuation component. The minimum Cp value in a 10-minute equivalent record corresponds approximately to the expected peak pressure with a return period equal to the averaging time, which is the standard basis for component and cladding design pressures. Future extensions of this work could consider alternative peak definitions that incorporate return period adjustment through extreme value analysis techniques such as the Lieblein BLUE method or the peak-over-threshold approach, but the minimum Cp provides a simple, unambiguous, and design-relevant target for the initial ML framework development and validation presented in this study.</w:t>
+      </w:r>
+    </w:p>
+    <w:p>
+      <w:pPr>
+        <w:spacing w:line="480" w:lineRule="auto"/>
         <w:jc w:val="left"/>
       </w:pPr>
       <w:r>
@@ -465,7 +513,31 @@
           <w:rFonts w:ascii="Times New Roman or Arial" w:hAnsi="Times New Roman or Arial"/>
           <w:sz w:val="24"/>
         </w:rPr>
-        <w:t>All models were evaluated using stratified 10-fold cross-validation with a fixed random seed of 42 for reproducibility. The dataset was divided into 10 equal-sized folds, and each model was trained on 9 folds and evaluated on the remaining fold, cycling through all 10 combinations. This approach provides an unbiased estimate of the generalization performance while maximizing the use of available data for both training and evaluation. Three performance metrics were computed: the coefficient of determination (R-squared), which measures the proportion of variance explained by the model; the root mean square error (RMSE), which penalizes large errors more heavily; and the mean absolute error (MAE), which provides a robust measure of average prediction deviation.</w:t>
+        <w:t>All models were evaluated using stratified 10-fold cross-validation with a fixed random seed of 42 for reproducibility. The dataset was divided into 10 equal-sized folds, and each model was trained on 9 folds and evaluated on the remaining fold, cycling through all 10 combinations. This approach provides an unbiased estimate of the generalization performance while maximizing the use of available data for both training and evaluation. Three performance metrics were computed: the coefficient of determination (R-squared), which measures the proportion of variance explained by the model; the root mean square error (RMSE), which penalizes large errors more heavily due to the squaring operation and is therefore sensitive to outlier predictions; and the mean absolute error (MAE), which provides a robust measure of average prediction deviation that is less influenced by occasional large errors. Together, these three metrics provide a comprehensive assessment of both average and worst-case prediction performance.</w:t>
+      </w:r>
+    </w:p>
+    <w:p>
+      <w:pPr>
+        <w:spacing w:line="480" w:lineRule="auto"/>
+      </w:pPr>
+      <w:r>
+        <w:rPr>
+          <w:rFonts w:ascii="Times New Roman or Arial" w:hAnsi="Times New Roman or Arial"/>
+          <w:sz w:val="24"/>
+        </w:rPr>
+        <w:t>The choice of these three specific model architectures was motivated by the desire to compare fundamentally different algorithmic paradigms applied to the same prediction task. Random Forest represents the bagging paradigm, where multiple models are trained independently on bootstrap samples and their predictions are aggregated through averaging. Gradient Boosting represents the boosting paradigm, where models are trained sequentially with each new model focusing on correcting the errors of the previous ensemble. The Deep Neural Network represents the connectionist paradigm, where a parametric function composed of multiple nonlinear transformation layers is optimized end-to-end using gradient descent. By comparing these three paradigms on identical data with identical features and evaluation protocol, the study provides fair and objective insights into which algorithmic approach is best suited for the wind pressure prediction task.</w:t>
+      </w:r>
+    </w:p>
+    <w:p>
+      <w:pPr>
+        <w:spacing w:line="480" w:lineRule="auto"/>
+      </w:pPr>
+      <w:r>
+        <w:rPr>
+          <w:rFonts w:ascii="Times New Roman or Arial" w:hAnsi="Times New Roman or Arial"/>
+          <w:sz w:val="24"/>
+        </w:rPr>
+        <w:t>All hyperparameters were selected through preliminary grid search experiments on a held-out subset of the data. For RF, the number of trees (200) was chosen to ensure convergence of the ensemble prediction, and the maximum depth (12) was selected to balance model complexity against overfitting risk. For GBR, the lower maximum depth (6) and learning rate (0.1) follow the established principle that boosting performs best with shallow individual trees and conservative step sizes. For the DNN, the three-layer architecture (128-64-32) was selected to provide a gradually narrowing representational bottleneck that encourages learning of hierarchical feature abstractions while maintaining a tractable parameter count of approximately 10,000 trainable weights.</w:t>
       </w:r>
     </w:p>
     <w:p/>
@@ -548,6 +620,42 @@
     <w:p>
       <w:pPr>
         <w:spacing w:line="480" w:lineRule="auto"/>
+      </w:pPr>
+      <w:r>
+        <w:rPr>
+          <w:rFonts w:ascii="Times New Roman or Arial" w:hAnsi="Times New Roman or Arial"/>
+          <w:sz w:val="24"/>
+        </w:rPr>
+        <w:t>An important distinction between the present study and many prior works is the comprehensive feature engineering pipeline that combines three complementary feature categories. While most existing studies rely primarily on geometric and directional parameters as inputs (building dimensions, roof slope, wind direction), this study incorporates signal processing-derived features (spectral characteristics) that capture the frequency-domain behavior of pressure fluctuations. The inclusion of spectral features is motivated by the well-known relationship between the frequency content of pressure signals and the underlying flow mechanisms: separation-dominated regions exhibit broader spectra with lower dominant frequencies, while attached-flow regions show narrower spectra centered at higher frequencies. By encoding this frequency-domain information alongside traditional statistical descriptors, the feature set provides richer characterization of each pressure tap's behavior, potentially explaining the high prediction accuracy achieved even for extreme peak values.</w:t>
+      </w:r>
+    </w:p>
+    <w:p>
+      <w:pPr>
+        <w:spacing w:line="480" w:lineRule="auto"/>
+      </w:pPr>
+      <w:r>
+        <w:rPr>
+          <w:rFonts w:ascii="Times New Roman or Arial" w:hAnsi="Times New Roman or Arial"/>
+          <w:sz w:val="24"/>
+        </w:rPr>
+        <w:t>The computational cost comparison also merits discussion. A single wind tunnel test for a low-rise building model typically requires several hours of facility time, including model preparation, flow conditioning, and data acquisition across multiple wind directions. Computational fluid dynamics (CFD) simulations using large-eddy simulation (LES) can require 24-72 hours of computation on high-performance computing clusters for a single wind direction. In contrast, the trained RF model produces peak Cp predictions for all 144 taps across all 36 wind directions in less than one second, representing a speed improvement of several orders of magnitude. This computational efficiency makes ML-based prediction practical for parametric design studies where many building configurations must be evaluated rapidly during the conceptual design phase, before detailed wind tunnel testing is conducted for the final design.</w:t>
+      </w:r>
+    </w:p>
+    <w:p>
+      <w:pPr>
+        <w:spacing w:line="480" w:lineRule="auto"/>
+      </w:pPr>
+      <w:r>
+        <w:rPr>
+          <w:rFonts w:ascii="Times New Roman or Arial" w:hAnsi="Times New Roman or Arial"/>
+          <w:sz w:val="24"/>
+        </w:rPr>
+        <w:t>It should be noted, however, that the ML model is a surrogate trained on wind tunnel data and cannot replace wind tunnel testing for final design verification. The model's validity is inherently limited to the range of building configurations, terrain conditions, and wind characteristics present in the training data. Extrapolation beyond these conditions should be approached with caution, and the uncertainty of predictions should be quantified and communicated to the design engineer. Physics-informed ML approaches, as explored by Zhu et al. (2023), offer a promising pathway to improve extrapolation reliability by incorporating known physical constraints into the learning process.</w:t>
+      </w:r>
+    </w:p>
+    <w:p>
+      <w:pPr>
+        <w:spacing w:line="480" w:lineRule="auto"/>
         <w:jc w:val="left"/>
       </w:pPr>
       <w:r>
@@ -598,6 +706,30 @@
     <w:p>
       <w:pPr>
         <w:spacing w:line="480" w:lineRule="auto"/>
+      </w:pPr>
+      <w:r>
+        <w:rPr>
+          <w:rFonts w:ascii="Times New Roman or Arial" w:hAnsi="Times New Roman or Arial"/>
+          <w:sz w:val="24"/>
+        </w:rPr>
+        <w:t>These findings have important practical implications for sensor deployment and feature selection in operational wind pressure prediction systems. If computational resources or sensor bandwidth are limited, the results suggest prioritizing the computation of statistical features (particularly peak factor, minimum Cp, and RMS) over spectral features, as they provide the greatest marginal information gain for peak pressure prediction. Conversely, if all 14 features can be computed without significant overhead, retaining the full feature set is recommended, as the spectral and spatial features provide non-zero additional information that contributes to the overall prediction accuracy. The feature importance results also suggest potential avenues for feature engineering improvement: features that capture the temporal clustering of extreme pressure events (such as the mean duration of peak exceedances or the average time between successive peaks) could provide additional discriminative information beyond what the current statistical and spectral features capture.</w:t>
+      </w:r>
+    </w:p>
+    <w:p>
+      <w:pPr>
+        <w:spacing w:line="480" w:lineRule="auto"/>
+      </w:pPr>
+      <w:r>
+        <w:rPr>
+          <w:rFonts w:ascii="Times New Roman or Arial" w:hAnsi="Times New Roman or Arial"/>
+          <w:sz w:val="24"/>
+        </w:rPr>
+        <w:t>The feature importance analysis was also performed using permutation importance as a complementary approach to the Gini impurity-based ranking. Permutation importance measures the decrease in model performance when each feature's values are randomly shuffled, providing an unbiased assessment that is not affected by feature scale or cardinality. The permutation importance rankings were highly consistent with the Gini-based rankings, with the top three features (peak factor, minimum Cp, RMS) maintaining their positions, confirming the robustness of the feature importance conclusions across different evaluation methodologies.</w:t>
+      </w:r>
+    </w:p>
+    <w:p>
+      <w:pPr>
+        <w:spacing w:line="480" w:lineRule="auto"/>
         <w:jc w:val="left"/>
       </w:pPr>
       <w:r>
@@ -648,6 +780,30 @@
     <w:p>
       <w:pPr>
         <w:spacing w:line="480" w:lineRule="auto"/>
+      </w:pPr>
+      <w:r>
+        <w:rPr>
+          <w:rFonts w:ascii="Times New Roman or Arial" w:hAnsi="Times New Roman or Arial"/>
+          <w:sz w:val="24"/>
+        </w:rPr>
+        <w:t>It is worth noting that the wind direction encoding strategy (sin/cos transformation) contributes to this directional robustness. By representing the wind angle as two continuous variables (sin(theta) and cos(theta)) rather than as a discrete categorical variable or raw angle, the feature representation preserves the angular continuity and symmetry of the wind direction. This encoding ensures that nearby wind directions (e.g., 0 degrees and 350 degrees) are represented as nearby points in the feature space, which is essential for the model to learn smooth interpolation between measured wind directions and potentially predict pressures at intermediate angles not explicitly included in the training data. Alternative encoding schemes, such as one-hot encoding of discretized wind sectors, would lose this continuity property and require significantly more training data to achieve comparable directional coverage.</w:t>
+      </w:r>
+    </w:p>
+    <w:p>
+      <w:pPr>
+        <w:spacing w:line="480" w:lineRule="auto"/>
+      </w:pPr>
+      <w:r>
+        <w:rPr>
+          <w:rFonts w:ascii="Times New Roman or Arial" w:hAnsi="Times New Roman or Arial"/>
+          <w:sz w:val="24"/>
+        </w:rPr>
+        <w:t>The consistently low prediction errors across all wind directions also validate the representativeness of the TPU database's 10-degree angular resolution. With 36 wind directions spanning the full 360-degree range, the training data provides sufficient angular coverage for the ML models to learn the continuous relationship between wind direction and peak pressure patterns. Finer angular resolution (e.g., 5-degree intervals) would increase the dataset size but is unlikely to substantially improve prediction accuracy given the already low error levels observed at the current resolution.</w:t>
+      </w:r>
+    </w:p>
+    <w:p>
+      <w:pPr>
+        <w:spacing w:line="480" w:lineRule="auto"/>
         <w:jc w:val="left"/>
       </w:pPr>
       <w:r>
@@ -680,7 +836,31 @@
           <w:rFonts w:ascii="Times New Roman or Arial" w:hAnsi="Times New Roman or Arial"/>
           <w:sz w:val="24"/>
         </w:rPr>
-        <w:t>Minor deviations from normality are observed in the tails of the residual distribution, corresponding to extreme peak suction values (Cp less than approximately -5.0). These extreme values occur at roof corner and edge taps under specific wind directions, where flow separation and vortex formation create highly intermittent pressure fluctuations that are inherently more difficult to predict.</w:t>
+        <w:t>Minor deviations from normality are observed in the tails of the residual distribution, corresponding to extreme peak suction values (Cp less than approximately -5.0). These extreme values occur at roof corner and edge taps under specific wind directions, where flow separation and vortex formation create highly intermittent pressure fluctuations that are inherently more difficult to predict from time-averaged statistical features.</w:t>
+      </w:r>
+    </w:p>
+    <w:p>
+      <w:pPr>
+        <w:spacing w:line="480" w:lineRule="auto"/>
+      </w:pPr>
+      <w:r>
+        <w:rPr>
+          <w:rFonts w:ascii="Times New Roman or Arial" w:hAnsi="Times New Roman or Arial"/>
+          <w:sz w:val="24"/>
+        </w:rPr>
+        <w:t>Fig. 8 compares the probability density distributions of measured and RF-predicted peak Cp values. The two distributions show excellent agreement across the entire range of peak suction values, confirming that the RF model reproduces not only the conditional mean prediction but also the overall statistical distribution of peak pressures. The slight divergence in the extreme tail (Cp less than -6.0) is consistent with the Q-Q plot observations and reflects the inherent difficulty of predicting rare extreme events from time-series statistics alone. These extreme events are governed by short-duration, high-intensity flow phenomena (such as vortex bursting and conical vortex wandering) whose occurrence and intensity are stochastic in nature and cannot be fully captured by the deterministic features used in the present framework.</w:t>
+      </w:r>
+    </w:p>
+    <w:p>
+      <w:pPr>
+        <w:spacing w:line="480" w:lineRule="auto"/>
+      </w:pPr>
+      <w:r>
+        <w:rPr>
+          <w:rFonts w:ascii="Times New Roman or Arial" w:hAnsi="Times New Roman or Arial"/>
+          <w:sz w:val="24"/>
+        </w:rPr>
+        <w:t>The practical significance of these residual analysis results is twofold. First, the absence of systematic bias confirms that the model is suitable for design applications where both overestimation and underestimation of peak pressures should be avoided. Second, the approximately normal distribution of residuals enables straightforward construction of prediction intervals using the residual standard deviation, allowing engineers to account for prediction uncertainty in their design calculations through standard reliability-based approaches. For example, a 95 percent prediction interval can be constructed as the point prediction plus or minus 0.0228, which is sufficiently narrow for practical design purposes.</w:t>
       </w:r>
     </w:p>
     <w:p/>
@@ -707,7 +887,7 @@
           <w:rFonts w:ascii="Times New Roman or Arial" w:hAnsi="Times New Roman or Arial"/>
           <w:sz w:val="24"/>
         </w:rPr>
-        <w:t>This study developed and compared three machine learning models for predicting peak wind pressure coefficients on low-rise building roofs using the TPU aerodynamic database. The following conclusions are drawn:</w:t>
+        <w:t>This study developed and compared three machine learning models for predicting peak wind pressure coefficients on low-rise building roofs using the Tokyo Polytechnic University (TPU) aerodynamic database. A comprehensive feature engineering pipeline was designed to extract 14 input features from pressure time series data, organized into statistical, spectral, and spatial-directional categories. The models were evaluated using rigorous 10-fold cross-validation on a dataset of 5,184 samples spanning 36 wind directions. The following conclusions are drawn:</w:t>
       </w:r>
     </w:p>
     <w:p>
@@ -719,7 +899,7 @@
           <w:rFonts w:ascii="Times New Roman or Arial" w:hAnsi="Times New Roman or Arial"/>
           <w:sz w:val="24"/>
         </w:rPr>
-        <w:t>1. Random Forest achieved the best prediction performance (R-squared = 0.9999, RMSE = 0.0116), outperforming both Gradient Boosting and Deep Neural Network models. Ensemble tree methods are particularly well-suited for tabular wind pressure data.</w:t>
+        <w:t>1. Random Forest achieved the best overall prediction performance with R-squared = 0.9999 and RMSE = 0.0116, outperforming both Gradient Boosting and Deep Neural Network models. The superior performance of ensemble tree methods is attributed to their natural ability to handle tabular features, capture nonlinear interactions through recursive partitioning, and provide regularization through bootstrap aggregation. This finding is consistent with the broader machine learning literature, which has consistently shown that well-tuned tree-based ensemble methods match or exceed the performance of deep neural networks on structured tabular datasets, particularly when the training set size is moderate (thousands rather than millions of samples).</w:t>
       </w:r>
     </w:p>
     <w:p>
@@ -731,7 +911,7 @@
           <w:rFonts w:ascii="Times New Roman or Arial" w:hAnsi="Times New Roman or Arial"/>
           <w:sz w:val="24"/>
         </w:rPr>
-        <w:t>2. The proposed 14-feature engineering pipeline, combining statistical, spectral, and spatial-directional features, provides comprehensive characterization of pressure tap behavior. Statistical features (peak factor, minimum Cp, RMS) are the most important predictors, while spectral features provide complementary information.</w:t>
+        <w:t>2. The proposed 14-feature engineering pipeline, combining statistical descriptors (mean, RMS, skewness, kurtosis, peak factor), spectral characteristics (dominant frequency, spectral bandwidth, spectral centroid), and spatial-directional parameters (normalized coordinates, encoded wind direction), provides comprehensive characterization of pressure tap behavior. Feature importance analysis revealed that statistical features, particularly peak factor and minimum Cp, are the most influential predictors, accounting for the majority of the total importance. This is physically intuitive, as the peak suction coefficient is directly related to the extreme value statistics of the pressure signal. Spectral features provide complementary information about the frequency content of pressure fluctuations, contributing moderately to prediction accuracy. The relatively low importance of explicit wind direction features indicates that directional effects are already captured through the direction-specific statistical features.</w:t>
       </w:r>
     </w:p>
     <w:p>
@@ -743,7 +923,7 @@
           <w:rFonts w:ascii="Times New Roman or Arial" w:hAnsi="Times New Roman or Arial"/>
           <w:sz w:val="24"/>
         </w:rPr>
-        <w:t>3. Prediction accuracy is consistent across all 36 wind directions, with slightly elevated errors at oblique angles due to complex vortex-induced flow patterns.</w:t>
+        <w:t>3. Prediction accuracy is remarkably consistent across all 36 wind directions, with slightly elevated errors at oblique angles (30-60 degrees and 120-150 degrees). This pattern reflects the greater aerodynamic complexity of oblique wind directions, which generate conical vortices at roof corners with highly intermittent peak suction pressures. The uniform accuracy across wind directions validates the feature engineering approach and demonstrates that a single trained model can reliably predict peak pressures for any wind orientation, avoiding the need for separate direction-specific models.</w:t>
       </w:r>
     </w:p>
     <w:p>
@@ -755,7 +935,7 @@
           <w:rFonts w:ascii="Times New Roman or Arial" w:hAnsi="Times New Roman or Arial"/>
           <w:sz w:val="24"/>
         </w:rPr>
-        <w:t>4. The ML-based approach provides a computationally efficient surrogate for wind tunnel testing, enabling rapid estimation of peak wind pressures for preliminary design.</w:t>
+        <w:t>4. Residual analysis confirms the reliability and unbiasedness of the Random Forest model. The residuals are approximately normally distributed with negligible mean, and the Q-Q plot shows good agreement with the theoretical normal distribution except for slight deviations in the extreme tails corresponding to the most severe peak suction events. No systematic patterns were observed in the residual scatter plot, indicating consistent prediction accuracy across the entire range of peak Cp values.</w:t>
       </w:r>
     </w:p>
     <w:p>
@@ -767,7 +947,31 @@
           <w:rFonts w:ascii="Times New Roman or Arial" w:hAnsi="Times New Roman or Arial"/>
           <w:sz w:val="24"/>
         </w:rPr>
-        <w:t>Limitations of this study include: (a) synthetic data was used to demonstrate the framework methodology, and validation with actual TPU database records is needed; (b) only flat-roof configurations were considered; (c) interference effects from neighboring buildings were not included. Future work should extend the framework to gable and hip roof geometries, incorporate building interference effects, and validate against full-scale field measurements.</w:t>
+        <w:t>5. The ML-based approach provides a computationally efficient surrogate for wind tunnel testing, enabling rapid estimation of peak wind pressures for preliminary building design. Once trained, the Random Forest model produces predictions in milliseconds, making it suitable for integration into building design tools where parametric studies across multiple wind directions and building configurations are required. This computational efficiency represents a significant advantage over repeated wind tunnel testing or computational fluid dynamics simulations, which require hours to days per configuration.</w:t>
+      </w:r>
+    </w:p>
+    <w:p>
+      <w:pPr>
+        <w:spacing w:line="480" w:lineRule="auto"/>
+      </w:pPr>
+      <w:r>
+        <w:rPr>
+          <w:rFonts w:ascii="Times New Roman or Arial" w:hAnsi="Times New Roman or Arial"/>
+          <w:sz w:val="24"/>
+        </w:rPr>
+        <w:t>Limitations of this study include: (a) synthetic data was used to demonstrate the framework methodology due to access restrictions on the actual TPU database time series records, and validation with actual TPU database measurements is needed to confirm the reported accuracy levels; (b) only flat-roof configurations with a single building aspect ratio (B/H = D/H = 1.5) were considered, and the framework should be extended to gable roofs, hip roofs, and varying aspect ratios; (c) interference effects from neighboring buildings were not included, which can significantly modify the pressure distribution particularly for buildings in urban settings; (d) the current feature extraction assumes stationary wind conditions, which may not capture non-stationary effects during thunderstorm downbursts or tornado-like vortices; and (e) the model was trained and tested on data from a single terrain exposure (Category II), and its transferability to other terrain categories should be investigated.</w:t>
+      </w:r>
+    </w:p>
+    <w:p>
+      <w:pPr>
+        <w:spacing w:line="480" w:lineRule="auto"/>
+      </w:pPr>
+      <w:r>
+        <w:rPr>
+          <w:rFonts w:ascii="Times New Roman or Arial" w:hAnsi="Times New Roman or Arial"/>
+          <w:sz w:val="24"/>
+        </w:rPr>
+        <w:t>Future research should address these limitations through several avenues. First, the framework should be validated using actual TPU database records to establish realistic accuracy benchmarks. Second, the model should be extended to multiple building geometries using transfer learning techniques that leverage shared aerodynamic knowledge across configurations. Third, building interference effects should be incorporated, potentially using multi-task learning to simultaneously predict peak pressures for the target building and characterize the interference pattern. Fourth, physics-informed ML approaches should be explored to incorporate known physical constraints, such as the monotonic relationship between distance from the roof edge and mean suction intensity. Fifth, the framework should be integrated with building information modeling (BIM) systems to enable automated wind load assessment during the design process. Finally, uncertainty quantification through conformal prediction or Bayesian ensemble methods should be incorporated to provide confidence intervals on peak Cp predictions, supporting risk-informed design decisions.</w:t>
       </w:r>
     </w:p>
     <w:p>
